--- a/dist/docs/materials/tmf_blank_all_pillars_worksheet_pack.docx
+++ b/dist/docs/materials/tmf_blank_all_pillars_worksheet_pack.docx
@@ -42,16 +42,7 @@
             <w:shd w:fill="156A84"/>
           </w:tcPr>
           <w:p>
-            <w:pPr>
-              <w:spacing w:after="0" w:before="0" w:line="240" w:lineRule="auto"/>
-              <w:jc w:val="center"/>
-            </w:pPr>
-            <w:r/>
             <w:r>
-              <w:rPr>
-                <w:b/>
-                <w:sz w:val="15"/>
-              </w:rPr>
               <w:t>Feature</w:t>
             </w:r>
           </w:p>
@@ -63,16 +54,7 @@
             <w:shd w:fill="156A84"/>
           </w:tcPr>
           <w:p>
-            <w:pPr>
-              <w:spacing w:after="0" w:before="0" w:line="240" w:lineRule="auto"/>
-              <w:jc w:val="center"/>
-            </w:pPr>
-            <w:r/>
             <w:r>
-              <w:rPr>
-                <w:b/>
-                <w:sz w:val="15"/>
-              </w:rPr>
               <w:t>Sub-feature</w:t>
             </w:r>
           </w:p>
@@ -84,17 +66,8 @@
             <w:shd w:fill="156A84"/>
           </w:tcPr>
           <w:p>
-            <w:pPr>
-              <w:spacing w:after="0" w:before="0" w:line="240" w:lineRule="auto"/>
-              <w:jc w:val="center"/>
-            </w:pPr>
-            <w:r/>
             <w:r>
-              <w:rPr>
-                <w:b/>
-                <w:sz w:val="15"/>
-              </w:rPr>
-              <w:t>ESP: LT-D-P-A</w:t>
+              <w:t>Market 1</w:t>
             </w:r>
           </w:p>
         </w:tc>
@@ -105,17 +78,8 @@
             <w:shd w:fill="156A84"/>
           </w:tcPr>
           <w:p>
-            <w:pPr>
-              <w:spacing w:after="0" w:before="0" w:line="240" w:lineRule="auto"/>
-              <w:jc w:val="center"/>
-            </w:pPr>
-            <w:r/>
             <w:r>
-              <w:rPr>
-                <w:b/>
-                <w:sz w:val="15"/>
-              </w:rPr>
-              <w:t>ESP: LT-D-P-AE</w:t>
+              <w:t>Market 2</w:t>
             </w:r>
           </w:p>
         </w:tc>
@@ -126,17 +90,8 @@
             <w:shd w:fill="156A84"/>
           </w:tcPr>
           <w:p>
-            <w:pPr>
-              <w:spacing w:after="0" w:before="0" w:line="240" w:lineRule="auto"/>
-              <w:jc w:val="center"/>
-            </w:pPr>
-            <w:r/>
             <w:r>
-              <w:rPr>
-                <w:b/>
-                <w:sz w:val="15"/>
-              </w:rPr>
-              <w:t>ESP: ST-D-P-E</w:t>
+              <w:t>Market 3</w:t>
             </w:r>
           </w:p>
         </w:tc>
@@ -147,17 +102,8 @@
             <w:shd w:fill="156A84"/>
           </w:tcPr>
           <w:p>
-            <w:pPr>
-              <w:spacing w:after="0" w:before="0" w:line="240" w:lineRule="auto"/>
-              <w:jc w:val="center"/>
-            </w:pPr>
-            <w:r/>
             <w:r>
-              <w:rPr>
-                <w:b/>
-                <w:sz w:val="15"/>
-              </w:rPr>
-              <w:t>ESP: RT-D-P-E</w:t>
+              <w:t>Market 4</w:t>
             </w:r>
           </w:p>
         </w:tc>
@@ -168,16 +114,7 @@
             <w:shd w:fill="156A84"/>
           </w:tcPr>
           <w:p>
-            <w:pPr>
-              <w:spacing w:after="0" w:before="0" w:line="240" w:lineRule="auto"/>
-              <w:jc w:val="center"/>
-            </w:pPr>
-            <w:r/>
             <w:r>
-              <w:rPr>
-                <w:b/>
-                <w:sz w:val="15"/>
-              </w:rPr>
               <w:t>Additional Information</w:t>
             </w:r>
           </w:p>
@@ -2826,16 +2763,7 @@
             <w:shd w:fill="156A84"/>
           </w:tcPr>
           <w:p>
-            <w:pPr>
-              <w:spacing w:after="0" w:before="0" w:line="240" w:lineRule="auto"/>
-              <w:jc w:val="center"/>
-            </w:pPr>
-            <w:r/>
             <w:r>
-              <w:rPr>
-                <w:b/>
-                <w:sz w:val="15"/>
-              </w:rPr>
               <w:t>Feature</w:t>
             </w:r>
           </w:p>
@@ -2847,16 +2775,7 @@
             <w:shd w:fill="156A84"/>
           </w:tcPr>
           <w:p>
-            <w:pPr>
-              <w:spacing w:after="0" w:before="0" w:line="240" w:lineRule="auto"/>
-              <w:jc w:val="center"/>
-            </w:pPr>
-            <w:r/>
             <w:r>
-              <w:rPr>
-                <w:b/>
-                <w:sz w:val="15"/>
-              </w:rPr>
               <w:t>Sub-feature</w:t>
             </w:r>
           </w:p>
@@ -2868,17 +2787,8 @@
             <w:shd w:fill="156A84"/>
           </w:tcPr>
           <w:p>
-            <w:pPr>
-              <w:spacing w:after="0" w:before="0" w:line="240" w:lineRule="auto"/>
-              <w:jc w:val="center"/>
-            </w:pPr>
-            <w:r/>
             <w:r>
-              <w:rPr>
-                <w:b/>
-                <w:sz w:val="15"/>
-              </w:rPr>
-              <w:t>ESP: LT-D-P-A</w:t>
+              <w:t>Market 1</w:t>
             </w:r>
           </w:p>
         </w:tc>
@@ -2889,17 +2799,8 @@
             <w:shd w:fill="156A84"/>
           </w:tcPr>
           <w:p>
-            <w:pPr>
-              <w:spacing w:after="0" w:before="0" w:line="240" w:lineRule="auto"/>
-              <w:jc w:val="center"/>
-            </w:pPr>
-            <w:r/>
             <w:r>
-              <w:rPr>
-                <w:b/>
-                <w:sz w:val="15"/>
-              </w:rPr>
-              <w:t>ESP: LT-D-P-AE</w:t>
+              <w:t>Market 2</w:t>
             </w:r>
           </w:p>
         </w:tc>
@@ -2910,17 +2811,8 @@
             <w:shd w:fill="156A84"/>
           </w:tcPr>
           <w:p>
-            <w:pPr>
-              <w:spacing w:after="0" w:before="0" w:line="240" w:lineRule="auto"/>
-              <w:jc w:val="center"/>
-            </w:pPr>
-            <w:r/>
             <w:r>
-              <w:rPr>
-                <w:b/>
-                <w:sz w:val="15"/>
-              </w:rPr>
-              <w:t>ESP: ST-D-P-E</w:t>
+              <w:t>Market 3</w:t>
             </w:r>
           </w:p>
         </w:tc>
@@ -2931,17 +2823,8 @@
             <w:shd w:fill="156A84"/>
           </w:tcPr>
           <w:p>
-            <w:pPr>
-              <w:spacing w:after="0" w:before="0" w:line="240" w:lineRule="auto"/>
-              <w:jc w:val="center"/>
-            </w:pPr>
-            <w:r/>
             <w:r>
-              <w:rPr>
-                <w:b/>
-                <w:sz w:val="15"/>
-              </w:rPr>
-              <w:t>ESP: RT-D-P-E</w:t>
+              <w:t>Market 4</w:t>
             </w:r>
           </w:p>
         </w:tc>
@@ -2952,16 +2835,7 @@
             <w:shd w:fill="156A84"/>
           </w:tcPr>
           <w:p>
-            <w:pPr>
-              <w:spacing w:after="0" w:before="0" w:line="240" w:lineRule="auto"/>
-              <w:jc w:val="center"/>
-            </w:pPr>
-            <w:r/>
             <w:r>
-              <w:rPr>
-                <w:b/>
-                <w:sz w:val="15"/>
-              </w:rPr>
               <w:t>Additional Information</w:t>
             </w:r>
           </w:p>
@@ -3738,16 +3612,7 @@
             <w:shd w:fill="156A84"/>
           </w:tcPr>
           <w:p>
-            <w:pPr>
-              <w:spacing w:after="0" w:before="0" w:line="240" w:lineRule="auto"/>
-              <w:jc w:val="center"/>
-            </w:pPr>
-            <w:r/>
             <w:r>
-              <w:rPr>
-                <w:b/>
-                <w:sz w:val="15"/>
-              </w:rPr>
               <w:t>Feature</w:t>
             </w:r>
           </w:p>
@@ -3759,17 +3624,8 @@
             <w:shd w:fill="156A84"/>
           </w:tcPr>
           <w:p>
-            <w:pPr>
-              <w:spacing w:after="0" w:before="0" w:line="240" w:lineRule="auto"/>
-              <w:jc w:val="center"/>
-            </w:pPr>
-            <w:r/>
             <w:r>
-              <w:rPr>
-                <w:b/>
-                <w:sz w:val="15"/>
-              </w:rPr>
-              <w:t>ESP: LT-D-P-A</w:t>
+              <w:t>Market 1</w:t>
             </w:r>
           </w:p>
         </w:tc>
@@ -3780,17 +3636,8 @@
             <w:shd w:fill="156A84"/>
           </w:tcPr>
           <w:p>
-            <w:pPr>
-              <w:spacing w:after="0" w:before="0" w:line="240" w:lineRule="auto"/>
-              <w:jc w:val="center"/>
-            </w:pPr>
-            <w:r/>
             <w:r>
-              <w:rPr>
-                <w:b/>
-                <w:sz w:val="15"/>
-              </w:rPr>
-              <w:t>ESP: LT-D-P-AE</w:t>
+              <w:t>Market 2</w:t>
             </w:r>
           </w:p>
         </w:tc>
@@ -3801,17 +3648,8 @@
             <w:shd w:fill="156A84"/>
           </w:tcPr>
           <w:p>
-            <w:pPr>
-              <w:spacing w:after="0" w:before="0" w:line="240" w:lineRule="auto"/>
-              <w:jc w:val="center"/>
-            </w:pPr>
-            <w:r/>
             <w:r>
-              <w:rPr>
-                <w:b/>
-                <w:sz w:val="15"/>
-              </w:rPr>
-              <w:t>ESP: ST-D-P-E</w:t>
+              <w:t>Market 3</w:t>
             </w:r>
           </w:p>
         </w:tc>
@@ -3822,17 +3660,8 @@
             <w:shd w:fill="156A84"/>
           </w:tcPr>
           <w:p>
-            <w:pPr>
-              <w:spacing w:after="0" w:before="0" w:line="240" w:lineRule="auto"/>
-              <w:jc w:val="center"/>
-            </w:pPr>
-            <w:r/>
             <w:r>
-              <w:rPr>
-                <w:b/>
-                <w:sz w:val="15"/>
-              </w:rPr>
-              <w:t>ESP: RT-D-P-E</w:t>
+              <w:t>Market 4</w:t>
             </w:r>
           </w:p>
         </w:tc>
@@ -3843,16 +3672,7 @@
             <w:shd w:fill="156A84"/>
           </w:tcPr>
           <w:p>
-            <w:pPr>
-              <w:spacing w:after="0" w:before="0" w:line="240" w:lineRule="auto"/>
-              <w:jc w:val="center"/>
-            </w:pPr>
-            <w:r/>
             <w:r>
-              <w:rPr>
-                <w:b/>
-                <w:sz w:val="15"/>
-              </w:rPr>
               <w:t>Additional Information</w:t>
             </w:r>
           </w:p>
@@ -4278,16 +4098,7 @@
             <w:shd w:fill="156A84"/>
           </w:tcPr>
           <w:p>
-            <w:pPr>
-              <w:spacing w:after="0" w:before="0" w:line="240" w:lineRule="auto"/>
-              <w:jc w:val="center"/>
-            </w:pPr>
-            <w:r/>
             <w:r>
-              <w:rPr>
-                <w:b/>
-                <w:sz w:val="15"/>
-              </w:rPr>
               <w:t>Feature</w:t>
             </w:r>
           </w:p>
@@ -4299,17 +4110,8 @@
             <w:shd w:fill="156A84"/>
           </w:tcPr>
           <w:p>
-            <w:pPr>
-              <w:spacing w:after="0" w:before="0" w:line="240" w:lineRule="auto"/>
-              <w:jc w:val="center"/>
-            </w:pPr>
-            <w:r/>
             <w:r>
-              <w:rPr>
-                <w:b/>
-                <w:sz w:val="15"/>
-              </w:rPr>
-              <w:t>ESP: LT-D-P-A</w:t>
+              <w:t>Market 1</w:t>
             </w:r>
           </w:p>
         </w:tc>
@@ -4320,17 +4122,8 @@
             <w:shd w:fill="156A84"/>
           </w:tcPr>
           <w:p>
-            <w:pPr>
-              <w:spacing w:after="0" w:before="0" w:line="240" w:lineRule="auto"/>
-              <w:jc w:val="center"/>
-            </w:pPr>
-            <w:r/>
             <w:r>
-              <w:rPr>
-                <w:b/>
-                <w:sz w:val="15"/>
-              </w:rPr>
-              <w:t>ESP: LT-D-P-AE</w:t>
+              <w:t>Market 2</w:t>
             </w:r>
           </w:p>
         </w:tc>
@@ -4341,17 +4134,8 @@
             <w:shd w:fill="156A84"/>
           </w:tcPr>
           <w:p>
-            <w:pPr>
-              <w:spacing w:after="0" w:before="0" w:line="240" w:lineRule="auto"/>
-              <w:jc w:val="center"/>
-            </w:pPr>
-            <w:r/>
             <w:r>
-              <w:rPr>
-                <w:b/>
-                <w:sz w:val="15"/>
-              </w:rPr>
-              <w:t>ESP: ST-D-P-E</w:t>
+              <w:t>Market 3</w:t>
             </w:r>
           </w:p>
         </w:tc>
@@ -4362,17 +4146,8 @@
             <w:shd w:fill="156A84"/>
           </w:tcPr>
           <w:p>
-            <w:pPr>
-              <w:spacing w:after="0" w:before="0" w:line="240" w:lineRule="auto"/>
-              <w:jc w:val="center"/>
-            </w:pPr>
-            <w:r/>
             <w:r>
-              <w:rPr>
-                <w:b/>
-                <w:sz w:val="15"/>
-              </w:rPr>
-              <w:t>ESP: RT-D-P-E</w:t>
+              <w:t>Market 4</w:t>
             </w:r>
           </w:p>
         </w:tc>
@@ -4383,16 +4158,7 @@
             <w:shd w:fill="156A84"/>
           </w:tcPr>
           <w:p>
-            <w:pPr>
-              <w:spacing w:after="0" w:before="0" w:line="240" w:lineRule="auto"/>
-              <w:jc w:val="center"/>
-            </w:pPr>
-            <w:r/>
             <w:r>
-              <w:rPr>
-                <w:b/>
-                <w:sz w:val="15"/>
-              </w:rPr>
               <w:t>Additional Information</w:t>
             </w:r>
           </w:p>
@@ -5187,16 +4953,7 @@
             <w:shd w:fill="156A84"/>
           </w:tcPr>
           <w:p>
-            <w:pPr>
-              <w:spacing w:after="0" w:before="0" w:line="240" w:lineRule="auto"/>
-              <w:jc w:val="center"/>
-            </w:pPr>
-            <w:r/>
             <w:r>
-              <w:rPr>
-                <w:b/>
-                <w:sz w:val="15"/>
-              </w:rPr>
               <w:t>Feature</w:t>
             </w:r>
           </w:p>
@@ -5208,17 +4965,8 @@
             <w:shd w:fill="156A84"/>
           </w:tcPr>
           <w:p>
-            <w:pPr>
-              <w:spacing w:after="0" w:before="0" w:line="240" w:lineRule="auto"/>
-              <w:jc w:val="center"/>
-            </w:pPr>
-            <w:r/>
             <w:r>
-              <w:rPr>
-                <w:b/>
-                <w:sz w:val="15"/>
-              </w:rPr>
-              <w:t>ESP: LT-D-P-A</w:t>
+              <w:t>Market 1</w:t>
             </w:r>
           </w:p>
         </w:tc>
@@ -5229,17 +4977,8 @@
             <w:shd w:fill="156A84"/>
           </w:tcPr>
           <w:p>
-            <w:pPr>
-              <w:spacing w:after="0" w:before="0" w:line="240" w:lineRule="auto"/>
-              <w:jc w:val="center"/>
-            </w:pPr>
-            <w:r/>
             <w:r>
-              <w:rPr>
-                <w:b/>
-                <w:sz w:val="15"/>
-              </w:rPr>
-              <w:t>ESP: LT-D-P-AE</w:t>
+              <w:t>Market 2</w:t>
             </w:r>
           </w:p>
         </w:tc>
@@ -5250,17 +4989,8 @@
             <w:shd w:fill="156A84"/>
           </w:tcPr>
           <w:p>
-            <w:pPr>
-              <w:spacing w:after="0" w:before="0" w:line="240" w:lineRule="auto"/>
-              <w:jc w:val="center"/>
-            </w:pPr>
-            <w:r/>
             <w:r>
-              <w:rPr>
-                <w:b/>
-                <w:sz w:val="15"/>
-              </w:rPr>
-              <w:t>ESP: ST-D-P-E</w:t>
+              <w:t>Market 3</w:t>
             </w:r>
           </w:p>
         </w:tc>
@@ -5271,17 +5001,8 @@
             <w:shd w:fill="156A84"/>
           </w:tcPr>
           <w:p>
-            <w:pPr>
-              <w:spacing w:after="0" w:before="0" w:line="240" w:lineRule="auto"/>
-              <w:jc w:val="center"/>
-            </w:pPr>
-            <w:r/>
             <w:r>
-              <w:rPr>
-                <w:b/>
-                <w:sz w:val="15"/>
-              </w:rPr>
-              <w:t>ESP: RT-D-P-E</w:t>
+              <w:t>Market 4</w:t>
             </w:r>
           </w:p>
         </w:tc>
@@ -5292,16 +5013,7 @@
             <w:shd w:fill="156A84"/>
           </w:tcPr>
           <w:p>
-            <w:pPr>
-              <w:spacing w:after="0" w:before="0" w:line="240" w:lineRule="auto"/>
-              <w:jc w:val="center"/>
-            </w:pPr>
-            <w:r/>
             <w:r>
-              <w:rPr>
-                <w:b/>
-                <w:sz w:val="15"/>
-              </w:rPr>
               <w:t>Additional Information</w:t>
             </w:r>
           </w:p>
